--- a/Material_de_Apoyo/Bait/Formato_portabilidad_Bait.docx
+++ b/Material_de_Apoyo/Bait/Formato_portabilidad_Bait.docx
@@ -7273,22 +7273,6 @@
           <w:rFonts w:eastAsia="Arial"/>
         </w:rPr>
       </w:pPr>
-    </w:p>
-    <w:p>
-      <w:pPr>
-        <w:rPr>
-          <w:rStyle w:val="nfasis"/>
-          <w:rFonts w:eastAsia="Arial"/>
-        </w:rPr>
-      </w:pPr>
-    </w:p>
-    <w:p>
-      <w:pPr>
-        <w:rPr>
-          <w:rStyle w:val="nfasis"/>
-          <w:rFonts w:eastAsia="Arial"/>
-        </w:rPr>
-      </w:pPr>
       <w:r>
         <w:rPr>
           <w:noProof/>
@@ -7296,13 +7280,13 @@
         <mc:AlternateContent>
           <mc:Choice Requires="wps">
             <w:drawing>
-              <wp:anchor distT="0" distB="0" distL="114300" distR="114300" simplePos="0" relativeHeight="251663360" behindDoc="1" locked="0" layoutInCell="1" allowOverlap="1" wp14:anchorId="121FED3E" wp14:editId="06128C69">
+              <wp:anchor distT="0" distB="0" distL="114300" distR="114300" simplePos="0" relativeHeight="251663360" behindDoc="1" locked="0" layoutInCell="1" allowOverlap="1" wp14:anchorId="121FED3E" wp14:editId="2B9D2AF1">
                 <wp:simplePos x="0" y="0"/>
                 <wp:positionH relativeFrom="column">
-                  <wp:posOffset>-731520</wp:posOffset>
+                  <wp:posOffset>-741045</wp:posOffset>
                 </wp:positionH>
                 <wp:positionV relativeFrom="paragraph">
-                  <wp:posOffset>118110</wp:posOffset>
+                  <wp:posOffset>229235</wp:posOffset>
                 </wp:positionV>
                 <wp:extent cx="6562725" cy="666750"/>
                 <wp:effectExtent l="0" t="0" r="0" b="0"/>
@@ -7415,7 +7399,7 @@
           </mc:Choice>
           <mc:Fallback>
             <w:pict>
-              <v:roundrect w14:anchorId="121FED3E" id="Rectángulo: esquinas redondeadas 6" o:spid="_x0000_s1028" style="position:absolute;margin-left:-57.6pt;margin-top:9.3pt;width:516.75pt;height:52.5pt;z-index:-251653120;visibility:visible;mso-wrap-style:square;mso-width-percent:0;mso-height-percent:0;mso-wrap-distance-left:9pt;mso-wrap-distance-top:0;mso-wrap-distance-right:9pt;mso-wrap-distance-bottom:0;mso-position-horizontal:absolute;mso-position-horizontal-relative:text;mso-position-vertical:absolute;mso-position-vertical-relative:text;mso-width-percent:0;mso-height-percent:0;mso-width-relative:page;mso-height-relative:page;v-text-anchor:middle" arcsize="10923f" o:gfxdata="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" fillcolor="white [3201]" stroked="f" strokeweight="1pt">
+              <v:roundrect w14:anchorId="121FED3E" id="Rectángulo: esquinas redondeadas 6" o:spid="_x0000_s1028" style="position:absolute;margin-left:-58.35pt;margin-top:18.05pt;width:516.75pt;height:52.5pt;z-index:-251653120;visibility:visible;mso-wrap-style:square;mso-width-percent:0;mso-height-percent:0;mso-wrap-distance-left:9pt;mso-wrap-distance-top:0;mso-wrap-distance-right:9pt;mso-wrap-distance-bottom:0;mso-position-horizontal:absolute;mso-position-horizontal-relative:text;mso-position-vertical:absolute;mso-position-vertical-relative:text;mso-width-percent:0;mso-height-percent:0;mso-width-relative:page;mso-height-relative:page;v-text-anchor:middle" arcsize="10923f" o:gfxdata="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" fillcolor="white [3201]" stroked="f" strokeweight="1pt">
                 <v:stroke joinstyle="miter"/>
                 <v:textbox>
                   <w:txbxContent>
@@ -7490,43 +7474,6 @@
           <w:rFonts w:eastAsia="Arial"/>
         </w:rPr>
       </w:pPr>
-    </w:p>
-    <w:p>
-      <w:pPr>
-        <w:rPr>
-          <w:rFonts w:ascii="Century Gothic" w:eastAsia="Arial" w:hAnsi="Century Gothic" w:cs="Arial"/>
-          <w:sz w:val="14"/>
-          <w:szCs w:val="14"/>
-        </w:rPr>
-      </w:pPr>
-    </w:p>
-    <w:p>
-      <w:pPr>
-        <w:rPr>
-          <w:rFonts w:ascii="Century Gothic" w:eastAsia="Arial" w:hAnsi="Century Gothic" w:cs="Arial"/>
-          <w:sz w:val="14"/>
-          <w:szCs w:val="14"/>
-        </w:rPr>
-      </w:pPr>
-    </w:p>
-    <w:p>
-      <w:pPr>
-        <w:rPr>
-          <w:rFonts w:ascii="Century Gothic" w:eastAsia="Arial" w:hAnsi="Century Gothic" w:cs="Arial"/>
-          <w:sz w:val="14"/>
-          <w:szCs w:val="14"/>
-        </w:rPr>
-      </w:pPr>
-    </w:p>
-    <w:p>
-      <w:pPr>
-        <w:rPr>
-          <w:rFonts w:ascii="Century Gothic" w:eastAsia="Arial" w:hAnsi="Century Gothic" w:cs="Arial"/>
-          <w:b/>
-          <w:sz w:val="14"/>
-          <w:szCs w:val="14"/>
-        </w:rPr>
-      </w:pPr>
       <w:r>
         <w:rPr>
           <w:noProof/>
@@ -7534,13 +7481,95 @@
         <mc:AlternateContent>
           <mc:Choice Requires="wps">
             <w:drawing>
-              <wp:anchor distT="4294967295" distB="4294967295" distL="114300" distR="114300" simplePos="0" relativeHeight="251665408" behindDoc="0" locked="0" layoutInCell="1" allowOverlap="1" wp14:anchorId="687EF0F9" wp14:editId="775F7EEF">
+              <wp:anchor distT="4294967295" distB="4294967295" distL="114300" distR="114300" simplePos="0" relativeHeight="251664384" behindDoc="0" locked="0" layoutInCell="1" allowOverlap="1" wp14:anchorId="42CEB330" wp14:editId="5DA25379">
                 <wp:simplePos x="0" y="0"/>
                 <wp:positionH relativeFrom="column">
-                  <wp:posOffset>2629535</wp:posOffset>
+                  <wp:posOffset>1757680</wp:posOffset>
                 </wp:positionH>
                 <wp:positionV relativeFrom="paragraph">
-                  <wp:posOffset>19684</wp:posOffset>
+                  <wp:posOffset>151765</wp:posOffset>
+                </wp:positionV>
+                <wp:extent cx="381000" cy="0"/>
+                <wp:effectExtent l="0" t="0" r="0" b="0"/>
+                <wp:wrapNone/>
+                <wp:docPr id="4" name="Conector recto 4"/>
+                <wp:cNvGraphicFramePr>
+                  <a:graphicFrameLocks xmlns:a="http://schemas.openxmlformats.org/drawingml/2006/main"/>
+                </wp:cNvGraphicFramePr>
+                <a:graphic xmlns:a="http://schemas.openxmlformats.org/drawingml/2006/main">
+                  <a:graphicData uri="http://schemas.microsoft.com/office/word/2010/wordprocessingShape">
+                    <wps:wsp>
+                      <wps:cNvCnPr>
+                        <a:cxnSpLocks/>
+                      </wps:cNvCnPr>
+                      <wps:spPr>
+                        <a:xfrm>
+                          <a:off x="0" y="0"/>
+                          <a:ext cx="381000" cy="0"/>
+                        </a:xfrm>
+                        <a:prstGeom prst="line">
+                          <a:avLst/>
+                        </a:prstGeom>
+                      </wps:spPr>
+                      <wps:style>
+                        <a:lnRef idx="1">
+                          <a:schemeClr val="dk1"/>
+                        </a:lnRef>
+                        <a:fillRef idx="0">
+                          <a:schemeClr val="dk1"/>
+                        </a:fillRef>
+                        <a:effectRef idx="0">
+                          <a:schemeClr val="dk1"/>
+                        </a:effectRef>
+                        <a:fontRef idx="minor">
+                          <a:schemeClr val="tx1"/>
+                        </a:fontRef>
+                      </wps:style>
+                      <wps:bodyPr/>
+                    </wps:wsp>
+                  </a:graphicData>
+                </a:graphic>
+                <wp14:sizeRelH relativeFrom="margin">
+                  <wp14:pctWidth>0</wp14:pctWidth>
+                </wp14:sizeRelH>
+                <wp14:sizeRelV relativeFrom="page">
+                  <wp14:pctHeight>0</wp14:pctHeight>
+                </wp14:sizeRelV>
+              </wp:anchor>
+            </w:drawing>
+          </mc:Choice>
+          <mc:Fallback>
+            <w:pict>
+              <v:line w14:anchorId="2CEF8BA5" id="Conector recto 4" o:spid="_x0000_s1026" style="position:absolute;z-index:251664384;visibility:visible;mso-wrap-style:square;mso-width-percent:0;mso-height-percent:0;mso-wrap-distance-left:9pt;mso-wrap-distance-top:-3e-5mm;mso-wrap-distance-right:9pt;mso-wrap-distance-bottom:-3e-5mm;mso-position-horizontal:absolute;mso-position-horizontal-relative:text;mso-position-vertical:absolute;mso-position-vertical-relative:text;mso-width-percent:0;mso-height-percent:0;mso-width-relative:margin;mso-height-relative:page" from="138.4pt,11.95pt" to="168.4pt,11.95pt" o:gfxdata="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" strokecolor="black [3200]" strokeweight=".5pt">
+                <v:stroke joinstyle="miter"/>
+                <o:lock v:ext="edit" shapetype="f"/>
+              </v:line>
+            </w:pict>
+          </mc:Fallback>
+        </mc:AlternateContent>
+      </w:r>
+    </w:p>
+    <w:p>
+      <w:pPr>
+        <w:rPr>
+          <w:rStyle w:val="nfasis"/>
+          <w:rFonts w:eastAsia="Arial"/>
+        </w:rPr>
+      </w:pPr>
+      <w:r>
+        <w:rPr>
+          <w:noProof/>
+        </w:rPr>
+        <mc:AlternateContent>
+          <mc:Choice Requires="wps">
+            <w:drawing>
+              <wp:anchor distT="4294967295" distB="4294967295" distL="114300" distR="114300" simplePos="0" relativeHeight="251665408" behindDoc="0" locked="0" layoutInCell="1" allowOverlap="1" wp14:anchorId="687EF0F9" wp14:editId="62CA8272">
+                <wp:simplePos x="0" y="0"/>
+                <wp:positionH relativeFrom="column">
+                  <wp:posOffset>2572385</wp:posOffset>
+                </wp:positionH>
+                <wp:positionV relativeFrom="paragraph">
+                  <wp:posOffset>17145</wp:posOffset>
                 </wp:positionV>
                 <wp:extent cx="381000" cy="0"/>
                 <wp:effectExtent l="0" t="0" r="0" b="0"/>
@@ -7593,7 +7622,7 @@
           </mc:Choice>
           <mc:Fallback>
             <w:pict>
-              <v:line w14:anchorId="48FA9B10" id="Conector recto 5" o:spid="_x0000_s1026" style="position:absolute;z-index:251665408;visibility:visible;mso-wrap-style:square;mso-width-percent:0;mso-height-percent:0;mso-wrap-distance-left:9pt;mso-wrap-distance-top:-3e-5mm;mso-wrap-distance-right:9pt;mso-wrap-distance-bottom:-3e-5mm;mso-position-horizontal:absolute;mso-position-horizontal-relative:text;mso-position-vertical:absolute;mso-position-vertical-relative:text;mso-width-percent:0;mso-height-percent:0;mso-width-relative:margin;mso-height-relative:page" from="207.05pt,1.55pt" to="237.05pt,1.55pt" o:gfxdata="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" strokecolor="black [3200]" strokeweight=".5pt">
+              <v:line w14:anchorId="4987A74F" id="Conector recto 5" o:spid="_x0000_s1026" style="position:absolute;z-index:251665408;visibility:visible;mso-wrap-style:square;mso-width-percent:0;mso-height-percent:0;mso-wrap-distance-left:9pt;mso-wrap-distance-top:-3e-5mm;mso-wrap-distance-right:9pt;mso-wrap-distance-bottom:-3e-5mm;mso-position-horizontal:absolute;mso-position-horizontal-relative:text;mso-position-vertical:absolute;mso-position-vertical-relative:text;mso-width-percent:0;mso-height-percent:0;mso-width-relative:margin;mso-height-relative:page" from="202.55pt,1.35pt" to="232.55pt,1.35pt" o:gfxdata="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" strokecolor="black [3200]" strokeweight=".5pt">
                 <v:stroke joinstyle="miter"/>
                 <o:lock v:ext="edit" shapetype="f"/>
               </v:line>
@@ -7601,6 +7630,14 @@
           </mc:Fallback>
         </mc:AlternateContent>
       </w:r>
+    </w:p>
+    <w:p>
+      <w:pPr>
+        <w:rPr>
+          <w:rStyle w:val="nfasis"/>
+          <w:rFonts w:eastAsia="Arial"/>
+        </w:rPr>
+      </w:pPr>
       <w:r>
         <w:rPr>
           <w:noProof/>
@@ -7608,97 +7645,13 @@
         <mc:AlternateContent>
           <mc:Choice Requires="wps">
             <w:drawing>
-              <wp:anchor distT="4294967295" distB="4294967295" distL="114300" distR="114300" simplePos="0" relativeHeight="251664384" behindDoc="0" locked="0" layoutInCell="1" allowOverlap="1" wp14:anchorId="42CEB330" wp14:editId="7BC02FA7">
+              <wp:anchor distT="4294967295" distB="4294967295" distL="114300" distR="114300" simplePos="0" relativeHeight="251666432" behindDoc="0" locked="0" layoutInCell="1" allowOverlap="1" wp14:anchorId="3B2AC886" wp14:editId="0970E272">
                 <wp:simplePos x="0" y="0"/>
                 <wp:positionH relativeFrom="column">
-                  <wp:posOffset>1814830</wp:posOffset>
+                  <wp:posOffset>4006215</wp:posOffset>
                 </wp:positionH>
                 <wp:positionV relativeFrom="paragraph">
-                  <wp:posOffset>17779</wp:posOffset>
-                </wp:positionV>
-                <wp:extent cx="381000" cy="0"/>
-                <wp:effectExtent l="0" t="0" r="0" b="0"/>
-                <wp:wrapNone/>
-                <wp:docPr id="4" name="Conector recto 4"/>
-                <wp:cNvGraphicFramePr>
-                  <a:graphicFrameLocks xmlns:a="http://schemas.openxmlformats.org/drawingml/2006/main"/>
-                </wp:cNvGraphicFramePr>
-                <a:graphic xmlns:a="http://schemas.openxmlformats.org/drawingml/2006/main">
-                  <a:graphicData uri="http://schemas.microsoft.com/office/word/2010/wordprocessingShape">
-                    <wps:wsp>
-                      <wps:cNvCnPr>
-                        <a:cxnSpLocks/>
-                      </wps:cNvCnPr>
-                      <wps:spPr>
-                        <a:xfrm>
-                          <a:off x="0" y="0"/>
-                          <a:ext cx="381000" cy="0"/>
-                        </a:xfrm>
-                        <a:prstGeom prst="line">
-                          <a:avLst/>
-                        </a:prstGeom>
-                      </wps:spPr>
-                      <wps:style>
-                        <a:lnRef idx="1">
-                          <a:schemeClr val="dk1"/>
-                        </a:lnRef>
-                        <a:fillRef idx="0">
-                          <a:schemeClr val="dk1"/>
-                        </a:fillRef>
-                        <a:effectRef idx="0">
-                          <a:schemeClr val="dk1"/>
-                        </a:effectRef>
-                        <a:fontRef idx="minor">
-                          <a:schemeClr val="tx1"/>
-                        </a:fontRef>
-                      </wps:style>
-                      <wps:bodyPr/>
-                    </wps:wsp>
-                  </a:graphicData>
-                </a:graphic>
-                <wp14:sizeRelH relativeFrom="margin">
-                  <wp14:pctWidth>0</wp14:pctWidth>
-                </wp14:sizeRelH>
-                <wp14:sizeRelV relativeFrom="page">
-                  <wp14:pctHeight>0</wp14:pctHeight>
-                </wp14:sizeRelV>
-              </wp:anchor>
-            </w:drawing>
-          </mc:Choice>
-          <mc:Fallback>
-            <w:pict>
-              <v:line w14:anchorId="58A5BEBC" id="Conector recto 4" o:spid="_x0000_s1026" style="position:absolute;z-index:251664384;visibility:visible;mso-wrap-style:square;mso-width-percent:0;mso-height-percent:0;mso-wrap-distance-left:9pt;mso-wrap-distance-top:-3e-5mm;mso-wrap-distance-right:9pt;mso-wrap-distance-bottom:-3e-5mm;mso-position-horizontal:absolute;mso-position-horizontal-relative:text;mso-position-vertical:absolute;mso-position-vertical-relative:text;mso-width-percent:0;mso-height-percent:0;mso-width-relative:margin;mso-height-relative:page" from="142.9pt,1.4pt" to="172.9pt,1.4pt" o:gfxdata="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" strokecolor="black [3200]" strokeweight=".5pt">
-                <v:stroke joinstyle="miter"/>
-                <o:lock v:ext="edit" shapetype="f"/>
-              </v:line>
-            </w:pict>
-          </mc:Fallback>
-        </mc:AlternateContent>
-      </w:r>
-    </w:p>
-    <w:p>
-      <w:pPr>
-        <w:rPr>
-          <w:rFonts w:ascii="Century Gothic" w:eastAsia="Arial" w:hAnsi="Century Gothic" w:cs="Arial"/>
-          <w:b/>
-          <w:sz w:val="14"/>
-          <w:szCs w:val="14"/>
-        </w:rPr>
-      </w:pPr>
-      <w:r>
-        <w:rPr>
-          <w:noProof/>
-        </w:rPr>
-        <mc:AlternateContent>
-          <mc:Choice Requires="wps">
-            <w:drawing>
-              <wp:anchor distT="4294967295" distB="4294967295" distL="114300" distR="114300" simplePos="0" relativeHeight="251666432" behindDoc="0" locked="0" layoutInCell="1" allowOverlap="1" wp14:anchorId="3B2AC886" wp14:editId="0DDD8D29">
-                <wp:simplePos x="0" y="0"/>
-                <wp:positionH relativeFrom="column">
-                  <wp:posOffset>4101465</wp:posOffset>
-                </wp:positionH>
-                <wp:positionV relativeFrom="paragraph">
-                  <wp:posOffset>68579</wp:posOffset>
+                  <wp:posOffset>76835</wp:posOffset>
                 </wp:positionV>
                 <wp:extent cx="1625600" cy="0"/>
                 <wp:effectExtent l="0" t="0" r="0" b="0"/>
@@ -7751,7 +7704,7 @@
           </mc:Choice>
           <mc:Fallback>
             <w:pict>
-              <v:line w14:anchorId="6AB1CF81" id="Conector recto 3" o:spid="_x0000_s1026" style="position:absolute;z-index:251666432;visibility:visible;mso-wrap-style:square;mso-width-percent:0;mso-height-percent:0;mso-wrap-distance-left:9pt;mso-wrap-distance-top:-3e-5mm;mso-wrap-distance-right:9pt;mso-wrap-distance-bottom:-3e-5mm;mso-position-horizontal:absolute;mso-position-horizontal-relative:text;mso-position-vertical:absolute;mso-position-vertical-relative:text;mso-width-percent:0;mso-height-percent:0;mso-width-relative:margin;mso-height-relative:page" from="322.95pt,5.4pt" to="450.95pt,5.4pt" o:gfxdata="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" strokecolor="black [3200]" strokeweight=".5pt">
+              <v:line w14:anchorId="4AAB6841" id="Conector recto 3" o:spid="_x0000_s1026" style="position:absolute;z-index:251666432;visibility:visible;mso-wrap-style:square;mso-width-percent:0;mso-height-percent:0;mso-wrap-distance-left:9pt;mso-wrap-distance-top:-3e-5mm;mso-wrap-distance-right:9pt;mso-wrap-distance-bottom:-3e-5mm;mso-position-horizontal:absolute;mso-position-horizontal-relative:text;mso-position-vertical:absolute;mso-position-vertical-relative:text;mso-width-percent:0;mso-height-percent:0;mso-width-relative:margin;mso-height-relative:page" from="315.45pt,6.05pt" to="443.45pt,6.05pt" o:gfxdata="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" strokecolor="black [3200]" strokeweight=".5pt">
                 <v:stroke joinstyle="miter"/>
                 <o:lock v:ext="edit" shapetype="f"/>
               </v:line>
@@ -7764,6 +7717,33 @@
       <w:pPr>
         <w:rPr>
           <w:rFonts w:ascii="Century Gothic" w:eastAsia="Arial" w:hAnsi="Century Gothic" w:cs="Arial"/>
+          <w:sz w:val="14"/>
+          <w:szCs w:val="14"/>
+        </w:rPr>
+      </w:pPr>
+    </w:p>
+    <w:p>
+      <w:pPr>
+        <w:rPr>
+          <w:rFonts w:ascii="Century Gothic" w:eastAsia="Arial" w:hAnsi="Century Gothic" w:cs="Arial"/>
+          <w:sz w:val="14"/>
+          <w:szCs w:val="14"/>
+        </w:rPr>
+      </w:pPr>
+    </w:p>
+    <w:p>
+      <w:pPr>
+        <w:rPr>
+          <w:rFonts w:ascii="Century Gothic" w:eastAsia="Arial" w:hAnsi="Century Gothic" w:cs="Arial"/>
+          <w:sz w:val="14"/>
+          <w:szCs w:val="14"/>
+        </w:rPr>
+      </w:pPr>
+    </w:p>
+    <w:p>
+      <w:pPr>
+        <w:rPr>
+          <w:rFonts w:ascii="Century Gothic" w:eastAsia="Arial" w:hAnsi="Century Gothic" w:cs="Arial"/>
           <w:b/>
           <w:sz w:val="14"/>
           <w:szCs w:val="14"/>
@@ -7772,28 +7752,23 @@
     </w:p>
     <w:p>
       <w:pPr>
-        <w:jc w:val="both"/>
         <w:rPr>
           <w:rFonts w:ascii="Century Gothic" w:eastAsia="Arial" w:hAnsi="Century Gothic" w:cs="Arial"/>
           <w:b/>
+          <w:sz w:val="14"/>
+          <w:szCs w:val="14"/>
         </w:rPr>
       </w:pPr>
     </w:p>
     <w:p>
       <w:pPr>
-        <w:jc w:val="both"/>
         <w:rPr>
           <w:rFonts w:ascii="Century Gothic" w:eastAsia="Arial" w:hAnsi="Century Gothic" w:cs="Arial"/>
           <w:b/>
-        </w:rPr>
-      </w:pPr>
-      <w:r>
-        <w:rPr>
-          <w:rFonts w:ascii="Century Gothic" w:eastAsia="Arial" w:hAnsi="Century Gothic" w:cs="Arial"/>
-          <w:b/>
-        </w:rPr>
-        <w:t>NOTAS</w:t>
-      </w:r>
+          <w:sz w:val="14"/>
+          <w:szCs w:val="14"/>
+        </w:rPr>
+      </w:pPr>
     </w:p>
     <w:p>
       <w:pPr>
@@ -7803,19 +7778,44 @@
           <w:b/>
         </w:rPr>
       </w:pPr>
-      <w:r>
-        <w:rPr>
-          <w:rFonts w:ascii="Century Gothic" w:eastAsia="Arial" w:hAnsi="Century Gothic" w:cs="Arial"/>
-          <w:b/>
-        </w:rPr>
-        <w:t xml:space="preserve"> </w:t>
-      </w:r>
     </w:p>
     <w:p>
       <w:pPr>
         <w:jc w:val="both"/>
         <w:rPr>
           <w:rFonts w:ascii="Century Gothic" w:eastAsia="Arial" w:hAnsi="Century Gothic" w:cs="Arial"/>
+          <w:b/>
+        </w:rPr>
+      </w:pPr>
+      <w:r>
+        <w:rPr>
+          <w:rFonts w:ascii="Century Gothic" w:eastAsia="Arial" w:hAnsi="Century Gothic" w:cs="Arial"/>
+          <w:b/>
+        </w:rPr>
+        <w:t>NOTAS</w:t>
+      </w:r>
+    </w:p>
+    <w:p>
+      <w:pPr>
+        <w:jc w:val="both"/>
+        <w:rPr>
+          <w:rFonts w:ascii="Century Gothic" w:eastAsia="Arial" w:hAnsi="Century Gothic" w:cs="Arial"/>
+          <w:b/>
+        </w:rPr>
+      </w:pPr>
+      <w:r>
+        <w:rPr>
+          <w:rFonts w:ascii="Century Gothic" w:eastAsia="Arial" w:hAnsi="Century Gothic" w:cs="Arial"/>
+          <w:b/>
+        </w:rPr>
+        <w:t xml:space="preserve"> </w:t>
+      </w:r>
+    </w:p>
+    <w:p>
+      <w:pPr>
+        <w:jc w:val="both"/>
+        <w:rPr>
+          <w:rFonts w:ascii="Century Gothic" w:eastAsia="Arial" w:hAnsi="Century Gothic" w:cs="Arial"/>
           <w:bCs/>
           <w:sz w:val="18"/>
           <w:szCs w:val="18"/>
@@ -7882,7 +7882,27 @@
           <w:sz w:val="18"/>
           <w:szCs w:val="18"/>
         </w:rPr>
-        <w:t>ortabilidad manifiesta su consentimiento de terminar la relación contractual con su actual proveedor de servicios, únicamente en lo que respecta a los servicios de telecomunicaciones cuya prestación requiere de los números telefónicos a ser portados, a partir de la fecha efectiva en que se realice la portabilidad de los mismos.</w:t>
+        <w:t xml:space="preserve">ortabilidad manifiesta su consentimiento de terminar la relación contractual con su actual proveedor de servicios, únicamente en lo que respecta a los servicios de telecomunicaciones cuya prestación requiere de los números telefónicos a ser portados, a partir de la fecha efectiva en que se realice la portabilidad de </w:t>
+      </w:r>
+      <w:proofErr w:type="gramStart"/>
+      <w:r>
+        <w:rPr>
+          <w:rFonts w:ascii="Century Gothic" w:eastAsia="Arial" w:hAnsi="Century Gothic" w:cs="Arial"/>
+          <w:bCs/>
+          <w:sz w:val="18"/>
+          <w:szCs w:val="18"/>
+        </w:rPr>
+        <w:t>los mismos</w:t>
+      </w:r>
+      <w:proofErr w:type="gramEnd"/>
+      <w:r>
+        <w:rPr>
+          <w:rFonts w:ascii="Century Gothic" w:eastAsia="Arial" w:hAnsi="Century Gothic" w:cs="Arial"/>
+          <w:bCs/>
+          <w:sz w:val="18"/>
+          <w:szCs w:val="18"/>
+        </w:rPr>
+        <w:t>.</w:t>
       </w:r>
     </w:p>
     <w:p>
